--- a/4-report-and-presentation/UniReg_Report_Template.docx
+++ b/4-report-and-presentation/UniReg_Report_Template.docx
@@ -1023,7 +1023,7 @@
         <w:jc w:val="both"/>
       </w:pPr>
       <w:r>
-        <w:t xml:space="preserve">So that every test could be executed and actual results recorded, the group built a working UniReg prototype (Python 3 web server with an SQLite database) with 60 student accounts and 9 courses. Tests were automated with Python scripts and Playwright browser automation and run on a laptop. Each test starts a fresh copy of the system with a clean database so results are repeatable. The source code and all test scripts are at https://github.com/YasierulAzizan/UniReg.</w:t>
+        <w:t xml:space="preserve">So that every test could be executed and actual results recorded, the group built a working UniReg prototype (Python 3 web server with an SQLite database) with 60 student accounts and 9 courses. Tests were automated with Python scripts and Playwright browser automation and run on a laptop. Each test starts a fresh copy of the system with a clean database so results are repeatable. Three builds were tested: v1.0 (original), v1.1 and v1.2 (after defect fixes). The source code and all test scripts are at https://github.com/YasierulAzizan/UniReg.</w:t>
       </w:r>
     </w:p>
     <w:p>
@@ -1330,13 +1330,11 @@
         </w:tblBorders>
       </w:tblPr>
       <w:tblGrid>
-        <w:gridCol w:w="2888"/>
-        <w:gridCol w:w="1444"/>
-        <w:gridCol w:w="939"/>
-        <w:gridCol w:w="939"/>
-        <w:gridCol w:w="939"/>
-        <w:gridCol w:w="939"/>
-        <w:gridCol w:w="938"/>
+        <w:gridCol w:w="2132"/>
+        <w:gridCol w:w="1421"/>
+        <w:gridCol w:w="853"/>
+        <w:gridCol w:w="2487"/>
+        <w:gridCol w:w="2133"/>
       </w:tblGrid>
       <w:tr>
         <w:trPr>
@@ -1344,7 +1342,7 @@
         </w:trPr>
         <w:tc>
           <w:tcPr>
-            <w:tcW w:type="dxa" w:w="2888"/>
+            <w:tcW w:type="dxa" w:w="2132"/>
             <w:tcBorders>
               <w:top w:val="single" w:color="8C9BAB" w:sz="4"/>
               <w:left w:val="single" w:color="8C9BAB" w:sz="4"/>
@@ -1379,7 +1377,7 @@
         </w:tc>
         <w:tc>
           <w:tcPr>
-            <w:tcW w:type="dxa" w:w="1444"/>
+            <w:tcW w:type="dxa" w:w="1421"/>
             <w:tcBorders>
               <w:top w:val="single" w:color="8C9BAB" w:sz="4"/>
               <w:left w:val="single" w:color="8C9BAB" w:sz="4"/>
@@ -1414,7 +1412,7 @@
         </w:tc>
         <w:tc>
           <w:tcPr>
-            <w:tcW w:type="dxa" w:w="939"/>
+            <w:tcW w:type="dxa" w:w="853"/>
             <w:tcBorders>
               <w:top w:val="single" w:color="8C9BAB" w:sz="4"/>
               <w:left w:val="single" w:color="8C9BAB" w:sz="4"/>
@@ -1449,7 +1447,7 @@
         </w:tc>
         <w:tc>
           <w:tcPr>
-            <w:tcW w:type="dxa" w:w="939"/>
+            <w:tcW w:type="dxa" w:w="2487"/>
             <w:tcBorders>
               <w:top w:val="single" w:color="8C9BAB" w:sz="4"/>
               <w:left w:val="single" w:color="8C9BAB" w:sz="4"/>
@@ -1478,13 +1476,13 @@
                 <w:sz w:val="20"/>
                 <w:szCs w:val="20"/>
               </w:rPr>
-              <w:t xml:space="preserve">Passed</w:t>
-            </w:r>
-          </w:p>
-        </w:tc>
-        <w:tc>
-          <w:tcPr>
-            <w:tcW w:type="dxa" w:w="939"/>
+              <w:t xml:space="preserve">Before fixes</w:t>
+            </w:r>
+          </w:p>
+        </w:tc>
+        <w:tc>
+          <w:tcPr>
+            <w:tcW w:type="dxa" w:w="2133"/>
             <w:tcBorders>
               <w:top w:val="single" w:color="8C9BAB" w:sz="4"/>
               <w:left w:val="single" w:color="8C9BAB" w:sz="4"/>
@@ -1513,77 +1511,7 @@
                 <w:sz w:val="20"/>
                 <w:szCs w:val="20"/>
               </w:rPr>
-              <w:t xml:space="preserve">Failed</w:t>
-            </w:r>
-          </w:p>
-        </w:tc>
-        <w:tc>
-          <w:tcPr>
-            <w:tcW w:type="dxa" w:w="939"/>
-            <w:tcBorders>
-              <w:top w:val="single" w:color="8C9BAB" w:sz="4"/>
-              <w:left w:val="single" w:color="8C9BAB" w:sz="4"/>
-              <w:bottom w:val="single" w:color="8C9BAB" w:sz="4"/>
-              <w:right w:val="single" w:color="8C9BAB" w:sz="4"/>
-            </w:tcBorders>
-            <w:shd w:fill="1F3A5F" w:color="auto" w:val="clear"/>
-            <w:tcMar>
-              <w:top w:type="dxa" w:w="60"/>
-              <w:left w:type="dxa" w:w="90"/>
-              <w:bottom w:type="dxa" w:w="60"/>
-              <w:right w:type="dxa" w:w="90"/>
-            </w:tcMar>
-            <w:vAlign w:val="top"/>
-          </w:tcPr>
-          <w:p>
-            <w:pPr>
-              <w:spacing w:after="40"/>
-              <w:jc w:val="left"/>
-            </w:pPr>
-            <w:r>
-              <w:rPr>
-                <w:b/>
-                <w:bCs/>
-                <w:color w:val="FFFFFF"/>
-                <w:sz w:val="20"/>
-                <w:szCs w:val="20"/>
-              </w:rPr>
-              <w:t xml:space="preserve">Not run</w:t>
-            </w:r>
-          </w:p>
-        </w:tc>
-        <w:tc>
-          <w:tcPr>
-            <w:tcW w:type="dxa" w:w="938"/>
-            <w:tcBorders>
-              <w:top w:val="single" w:color="8C9BAB" w:sz="4"/>
-              <w:left w:val="single" w:color="8C9BAB" w:sz="4"/>
-              <w:bottom w:val="single" w:color="8C9BAB" w:sz="4"/>
-              <w:right w:val="single" w:color="8C9BAB" w:sz="4"/>
-            </w:tcBorders>
-            <w:shd w:fill="1F3A5F" w:color="auto" w:val="clear"/>
-            <w:tcMar>
-              <w:top w:type="dxa" w:w="60"/>
-              <w:left w:type="dxa" w:w="90"/>
-              <w:bottom w:type="dxa" w:w="60"/>
-              <w:right w:type="dxa" w:w="90"/>
-            </w:tcMar>
-            <w:vAlign w:val="top"/>
-          </w:tcPr>
-          <w:p>
-            <w:pPr>
-              <w:spacing w:after="40"/>
-              <w:jc w:val="left"/>
-            </w:pPr>
-            <w:r>
-              <w:rPr>
-                <w:b/>
-                <w:bCs/>
-                <w:color w:val="FFFFFF"/>
-                <w:sz w:val="20"/>
-                <w:szCs w:val="20"/>
-              </w:rPr>
-              <w:t xml:space="preserve">Build</w:t>
+              <w:t xml:space="preserve">Final build v1.2</w:t>
             </w:r>
           </w:p>
         </w:tc>
@@ -1594,7 +1522,7 @@
         </w:trPr>
         <w:tc>
           <w:tcPr>
-            <w:tcW w:type="dxa" w:w="2888"/>
+            <w:tcW w:type="dxa" w:w="2132"/>
             <w:tcBorders>
               <w:top w:val="single" w:color="8C9BAB" w:sz="4"/>
               <w:left w:val="single" w:color="8C9BAB" w:sz="4"/>
@@ -1627,7 +1555,7 @@
         </w:tc>
         <w:tc>
           <w:tcPr>
-            <w:tcW w:type="dxa" w:w="1444"/>
+            <w:tcW w:type="dxa" w:w="1421"/>
             <w:tcBorders>
               <w:top w:val="single" w:color="8C9BAB" w:sz="4"/>
               <w:left w:val="single" w:color="8C9BAB" w:sz="4"/>
@@ -1660,7 +1588,7 @@
         </w:tc>
         <w:tc>
           <w:tcPr>
-            <w:tcW w:type="dxa" w:w="939"/>
+            <w:tcW w:type="dxa" w:w="853"/>
             <w:tcBorders>
               <w:top w:val="single" w:color="8C9BAB" w:sz="4"/>
               <w:left w:val="single" w:color="8C9BAB" w:sz="4"/>
@@ -1693,133 +1621,67 @@
         </w:tc>
         <w:tc>
           <w:tcPr>
-            <w:tcW w:type="dxa" w:w="939"/>
-            <w:tcBorders>
-              <w:top w:val="single" w:color="8C9BAB" w:sz="4"/>
-              <w:left w:val="single" w:color="8C9BAB" w:sz="4"/>
-              <w:bottom w:val="single" w:color="8C9BAB" w:sz="4"/>
-              <w:right w:val="single" w:color="8C9BAB" w:sz="4"/>
-            </w:tcBorders>
-            <w:tcMar>
-              <w:top w:type="dxa" w:w="60"/>
-              <w:left w:type="dxa" w:w="90"/>
-              <w:bottom w:type="dxa" w:w="60"/>
-              <w:right w:type="dxa" w:w="90"/>
-            </w:tcMar>
-            <w:vAlign w:val="top"/>
-          </w:tcPr>
-          <w:p>
-            <w:pPr>
-              <w:spacing w:after="40"/>
-              <w:jc w:val="left"/>
-            </w:pPr>
-            <w:r>
-              <w:rPr>
-                <w:b w:val="false"/>
-                <w:bCs w:val="false"/>
-                <w:sz w:val="20"/>
-                <w:szCs w:val="20"/>
-              </w:rPr>
-              <w:t xml:space="preserve">31</w:t>
-            </w:r>
-          </w:p>
-        </w:tc>
-        <w:tc>
-          <w:tcPr>
-            <w:tcW w:type="dxa" w:w="939"/>
-            <w:tcBorders>
-              <w:top w:val="single" w:color="8C9BAB" w:sz="4"/>
-              <w:left w:val="single" w:color="8C9BAB" w:sz="4"/>
-              <w:bottom w:val="single" w:color="8C9BAB" w:sz="4"/>
-              <w:right w:val="single" w:color="8C9BAB" w:sz="4"/>
-            </w:tcBorders>
-            <w:tcMar>
-              <w:top w:type="dxa" w:w="60"/>
-              <w:left w:type="dxa" w:w="90"/>
-              <w:bottom w:type="dxa" w:w="60"/>
-              <w:right w:type="dxa" w:w="90"/>
-            </w:tcMar>
-            <w:vAlign w:val="top"/>
-          </w:tcPr>
-          <w:p>
-            <w:pPr>
-              <w:spacing w:after="40"/>
-              <w:jc w:val="left"/>
-            </w:pPr>
-            <w:r>
-              <w:rPr>
-                <w:b w:val="false"/>
-                <w:bCs w:val="false"/>
-                <w:sz w:val="20"/>
-                <w:szCs w:val="20"/>
-              </w:rPr>
-              <w:t xml:space="preserve">1</w:t>
-            </w:r>
-          </w:p>
-        </w:tc>
-        <w:tc>
-          <w:tcPr>
-            <w:tcW w:type="dxa" w:w="939"/>
-            <w:tcBorders>
-              <w:top w:val="single" w:color="8C9BAB" w:sz="4"/>
-              <w:left w:val="single" w:color="8C9BAB" w:sz="4"/>
-              <w:bottom w:val="single" w:color="8C9BAB" w:sz="4"/>
-              <w:right w:val="single" w:color="8C9BAB" w:sz="4"/>
-            </w:tcBorders>
-            <w:tcMar>
-              <w:top w:type="dxa" w:w="60"/>
-              <w:left w:type="dxa" w:w="90"/>
-              <w:bottom w:type="dxa" w:w="60"/>
-              <w:right w:type="dxa" w:w="90"/>
-            </w:tcMar>
-            <w:vAlign w:val="top"/>
-          </w:tcPr>
-          <w:p>
-            <w:pPr>
-              <w:spacing w:after="40"/>
-              <w:jc w:val="left"/>
-            </w:pPr>
-            <w:r>
-              <w:rPr>
-                <w:b w:val="false"/>
-                <w:bCs w:val="false"/>
-                <w:sz w:val="20"/>
-                <w:szCs w:val="20"/>
-              </w:rPr>
-              <w:t xml:space="preserve">0</w:t>
-            </w:r>
-          </w:p>
-        </w:tc>
-        <w:tc>
-          <w:tcPr>
-            <w:tcW w:type="dxa" w:w="938"/>
-            <w:tcBorders>
-              <w:top w:val="single" w:color="8C9BAB" w:sz="4"/>
-              <w:left w:val="single" w:color="8C9BAB" w:sz="4"/>
-              <w:bottom w:val="single" w:color="8C9BAB" w:sz="4"/>
-              <w:right w:val="single" w:color="8C9BAB" w:sz="4"/>
-            </w:tcBorders>
-            <w:tcMar>
-              <w:top w:type="dxa" w:w="60"/>
-              <w:left w:type="dxa" w:w="90"/>
-              <w:bottom w:type="dxa" w:w="60"/>
-              <w:right w:type="dxa" w:w="90"/>
-            </w:tcMar>
-            <w:vAlign w:val="top"/>
-          </w:tcPr>
-          <w:p>
-            <w:pPr>
-              <w:spacing w:after="40"/>
-              <w:jc w:val="left"/>
-            </w:pPr>
-            <w:r>
-              <w:rPr>
-                <w:b w:val="false"/>
-                <w:bCs w:val="false"/>
-                <w:sz w:val="20"/>
-                <w:szCs w:val="20"/>
-              </w:rPr>
-              <w:t xml:space="preserve">v1.1</w:t>
+            <w:tcW w:type="dxa" w:w="2487"/>
+            <w:tcBorders>
+              <w:top w:val="single" w:color="8C9BAB" w:sz="4"/>
+              <w:left w:val="single" w:color="8C9BAB" w:sz="4"/>
+              <w:bottom w:val="single" w:color="8C9BAB" w:sz="4"/>
+              <w:right w:val="single" w:color="8C9BAB" w:sz="4"/>
+            </w:tcBorders>
+            <w:tcMar>
+              <w:top w:type="dxa" w:w="60"/>
+              <w:left w:type="dxa" w:w="90"/>
+              <w:bottom w:type="dxa" w:w="60"/>
+              <w:right w:type="dxa" w:w="90"/>
+            </w:tcMar>
+            <w:vAlign w:val="top"/>
+          </w:tcPr>
+          <w:p>
+            <w:pPr>
+              <w:spacing w:after="40"/>
+              <w:jc w:val="left"/>
+            </w:pPr>
+            <w:r>
+              <w:rPr>
+                <w:b w:val="false"/>
+                <w:bCs w:val="false"/>
+                <w:sz w:val="20"/>
+                <w:szCs w:val="20"/>
+              </w:rPr>
+              <w:t xml:space="preserve">31 / 32 on v1.1 (DEF-02)</w:t>
+            </w:r>
+          </w:p>
+        </w:tc>
+        <w:tc>
+          <w:tcPr>
+            <w:tcW w:type="dxa" w:w="2133"/>
+            <w:tcBorders>
+              <w:top w:val="single" w:color="8C9BAB" w:sz="4"/>
+              <w:left w:val="single" w:color="8C9BAB" w:sz="4"/>
+              <w:bottom w:val="single" w:color="8C9BAB" w:sz="4"/>
+              <w:right w:val="single" w:color="8C9BAB" w:sz="4"/>
+            </w:tcBorders>
+            <w:tcMar>
+              <w:top w:type="dxa" w:w="60"/>
+              <w:left w:type="dxa" w:w="90"/>
+              <w:bottom w:type="dxa" w:w="60"/>
+              <w:right w:type="dxa" w:w="90"/>
+            </w:tcMar>
+            <w:vAlign w:val="top"/>
+          </w:tcPr>
+          <w:p>
+            <w:pPr>
+              <w:spacing w:after="40"/>
+              <w:jc w:val="left"/>
+            </w:pPr>
+            <w:r>
+              <w:rPr>
+                <w:b w:val="false"/>
+                <w:bCs w:val="false"/>
+                <w:sz w:val="20"/>
+                <w:szCs w:val="20"/>
+              </w:rPr>
+              <w:t xml:space="preserve">32 / 32</w:t>
             </w:r>
           </w:p>
         </w:tc>
@@ -1830,7 +1692,7 @@
         </w:trPr>
         <w:tc>
           <w:tcPr>
-            <w:tcW w:type="dxa" w:w="2888"/>
+            <w:tcW w:type="dxa" w:w="2132"/>
             <w:tcBorders>
               <w:top w:val="single" w:color="8C9BAB" w:sz="4"/>
               <w:left w:val="single" w:color="8C9BAB" w:sz="4"/>
@@ -1863,7 +1725,7 @@
         </w:tc>
         <w:tc>
           <w:tcPr>
-            <w:tcW w:type="dxa" w:w="1444"/>
+            <w:tcW w:type="dxa" w:w="1421"/>
             <w:tcBorders>
               <w:top w:val="single" w:color="8C9BAB" w:sz="4"/>
               <w:left w:val="single" w:color="8C9BAB" w:sz="4"/>
@@ -1896,7 +1758,7 @@
         </w:tc>
         <w:tc>
           <w:tcPr>
-            <w:tcW w:type="dxa" w:w="939"/>
+            <w:tcW w:type="dxa" w:w="853"/>
             <w:tcBorders>
               <w:top w:val="single" w:color="8C9BAB" w:sz="4"/>
               <w:left w:val="single" w:color="8C9BAB" w:sz="4"/>
@@ -1929,133 +1791,67 @@
         </w:tc>
         <w:tc>
           <w:tcPr>
-            <w:tcW w:type="dxa" w:w="939"/>
-            <w:tcBorders>
-              <w:top w:val="single" w:color="8C9BAB" w:sz="4"/>
-              <w:left w:val="single" w:color="8C9BAB" w:sz="4"/>
-              <w:bottom w:val="single" w:color="8C9BAB" w:sz="4"/>
-              <w:right w:val="single" w:color="8C9BAB" w:sz="4"/>
-            </w:tcBorders>
-            <w:tcMar>
-              <w:top w:type="dxa" w:w="60"/>
-              <w:left w:type="dxa" w:w="90"/>
-              <w:bottom w:type="dxa" w:w="60"/>
-              <w:right w:type="dxa" w:w="90"/>
-            </w:tcMar>
-            <w:vAlign w:val="top"/>
-          </w:tcPr>
-          <w:p>
-            <w:pPr>
-              <w:spacing w:after="40"/>
-              <w:jc w:val="left"/>
-            </w:pPr>
-            <w:r>
-              <w:rPr>
-                <w:b w:val="false"/>
-                <w:bCs w:val="false"/>
-                <w:sz w:val="20"/>
-                <w:szCs w:val="20"/>
-              </w:rPr>
-              <w:t xml:space="preserve">5</w:t>
-            </w:r>
-          </w:p>
-        </w:tc>
-        <w:tc>
-          <w:tcPr>
-            <w:tcW w:type="dxa" w:w="939"/>
-            <w:tcBorders>
-              <w:top w:val="single" w:color="8C9BAB" w:sz="4"/>
-              <w:left w:val="single" w:color="8C9BAB" w:sz="4"/>
-              <w:bottom w:val="single" w:color="8C9BAB" w:sz="4"/>
-              <w:right w:val="single" w:color="8C9BAB" w:sz="4"/>
-            </w:tcBorders>
-            <w:tcMar>
-              <w:top w:type="dxa" w:w="60"/>
-              <w:left w:type="dxa" w:w="90"/>
-              <w:bottom w:type="dxa" w:w="60"/>
-              <w:right w:type="dxa" w:w="90"/>
-            </w:tcMar>
-            <w:vAlign w:val="top"/>
-          </w:tcPr>
-          <w:p>
-            <w:pPr>
-              <w:spacing w:after="40"/>
-              <w:jc w:val="left"/>
-            </w:pPr>
-            <w:r>
-              <w:rPr>
-                <w:b w:val="false"/>
-                <w:bCs w:val="false"/>
-                <w:sz w:val="20"/>
-                <w:szCs w:val="20"/>
-              </w:rPr>
-              <w:t xml:space="preserve">2</w:t>
-            </w:r>
-          </w:p>
-        </w:tc>
-        <w:tc>
-          <w:tcPr>
-            <w:tcW w:type="dxa" w:w="939"/>
-            <w:tcBorders>
-              <w:top w:val="single" w:color="8C9BAB" w:sz="4"/>
-              <w:left w:val="single" w:color="8C9BAB" w:sz="4"/>
-              <w:bottom w:val="single" w:color="8C9BAB" w:sz="4"/>
-              <w:right w:val="single" w:color="8C9BAB" w:sz="4"/>
-            </w:tcBorders>
-            <w:tcMar>
-              <w:top w:type="dxa" w:w="60"/>
-              <w:left w:type="dxa" w:w="90"/>
-              <w:bottom w:type="dxa" w:w="60"/>
-              <w:right w:type="dxa" w:w="90"/>
-            </w:tcMar>
-            <w:vAlign w:val="top"/>
-          </w:tcPr>
-          <w:p>
-            <w:pPr>
-              <w:spacing w:after="40"/>
-              <w:jc w:val="left"/>
-            </w:pPr>
-            <w:r>
-              <w:rPr>
-                <w:b w:val="false"/>
-                <w:bCs w:val="false"/>
-                <w:sz w:val="20"/>
-                <w:szCs w:val="20"/>
-              </w:rPr>
-              <w:t xml:space="preserve">0</w:t>
-            </w:r>
-          </w:p>
-        </w:tc>
-        <w:tc>
-          <w:tcPr>
-            <w:tcW w:type="dxa" w:w="938"/>
-            <w:tcBorders>
-              <w:top w:val="single" w:color="8C9BAB" w:sz="4"/>
-              <w:left w:val="single" w:color="8C9BAB" w:sz="4"/>
-              <w:bottom w:val="single" w:color="8C9BAB" w:sz="4"/>
-              <w:right w:val="single" w:color="8C9BAB" w:sz="4"/>
-            </w:tcBorders>
-            <w:tcMar>
-              <w:top w:type="dxa" w:w="60"/>
-              <w:left w:type="dxa" w:w="90"/>
-              <w:bottom w:type="dxa" w:w="60"/>
-              <w:right w:type="dxa" w:w="90"/>
-            </w:tcMar>
-            <w:vAlign w:val="top"/>
-          </w:tcPr>
-          <w:p>
-            <w:pPr>
-              <w:spacing w:after="40"/>
-              <w:jc w:val="left"/>
-            </w:pPr>
-            <w:r>
-              <w:rPr>
-                <w:b w:val="false"/>
-                <w:bCs w:val="false"/>
-                <w:sz w:val="20"/>
-                <w:szCs w:val="20"/>
-              </w:rPr>
-              <w:t xml:space="preserve">v1.1</w:t>
+            <w:tcW w:type="dxa" w:w="2487"/>
+            <w:tcBorders>
+              <w:top w:val="single" w:color="8C9BAB" w:sz="4"/>
+              <w:left w:val="single" w:color="8C9BAB" w:sz="4"/>
+              <w:bottom w:val="single" w:color="8C9BAB" w:sz="4"/>
+              <w:right w:val="single" w:color="8C9BAB" w:sz="4"/>
+            </w:tcBorders>
+            <w:tcMar>
+              <w:top w:type="dxa" w:w="60"/>
+              <w:left w:type="dxa" w:w="90"/>
+              <w:bottom w:type="dxa" w:w="60"/>
+              <w:right w:type="dxa" w:w="90"/>
+            </w:tcMar>
+            <w:vAlign w:val="top"/>
+          </w:tcPr>
+          <w:p>
+            <w:pPr>
+              <w:spacing w:after="40"/>
+              <w:jc w:val="left"/>
+            </w:pPr>
+            <w:r>
+              <w:rPr>
+                <w:b w:val="false"/>
+                <w:bCs w:val="false"/>
+                <w:sz w:val="20"/>
+                <w:szCs w:val="20"/>
+              </w:rPr>
+              <w:t xml:space="preserve">5 / 7 on v1.1 (DEF-03)</w:t>
+            </w:r>
+          </w:p>
+        </w:tc>
+        <w:tc>
+          <w:tcPr>
+            <w:tcW w:type="dxa" w:w="2133"/>
+            <w:tcBorders>
+              <w:top w:val="single" w:color="8C9BAB" w:sz="4"/>
+              <w:left w:val="single" w:color="8C9BAB" w:sz="4"/>
+              <w:bottom w:val="single" w:color="8C9BAB" w:sz="4"/>
+              <w:right w:val="single" w:color="8C9BAB" w:sz="4"/>
+            </w:tcBorders>
+            <w:tcMar>
+              <w:top w:type="dxa" w:w="60"/>
+              <w:left w:type="dxa" w:w="90"/>
+              <w:bottom w:type="dxa" w:w="60"/>
+              <w:right w:type="dxa" w:w="90"/>
+            </w:tcMar>
+            <w:vAlign w:val="top"/>
+          </w:tcPr>
+          <w:p>
+            <w:pPr>
+              <w:spacing w:after="40"/>
+              <w:jc w:val="left"/>
+            </w:pPr>
+            <w:r>
+              <w:rPr>
+                <w:b w:val="false"/>
+                <w:bCs w:val="false"/>
+                <w:sz w:val="20"/>
+                <w:szCs w:val="20"/>
+              </w:rPr>
+              <w:t xml:space="preserve">7 / 7</w:t>
             </w:r>
           </w:p>
         </w:tc>
@@ -2066,7 +1862,7 @@
         </w:trPr>
         <w:tc>
           <w:tcPr>
-            <w:tcW w:type="dxa" w:w="2888"/>
+            <w:tcW w:type="dxa" w:w="2132"/>
             <w:tcBorders>
               <w:top w:val="single" w:color="8C9BAB" w:sz="4"/>
               <w:left w:val="single" w:color="8C9BAB" w:sz="4"/>
@@ -2099,7 +1895,7 @@
         </w:tc>
         <w:tc>
           <w:tcPr>
-            <w:tcW w:type="dxa" w:w="1444"/>
+            <w:tcW w:type="dxa" w:w="1421"/>
             <w:tcBorders>
               <w:top w:val="single" w:color="8C9BAB" w:sz="4"/>
               <w:left w:val="single" w:color="8C9BAB" w:sz="4"/>
@@ -2132,7 +1928,7 @@
         </w:tc>
         <w:tc>
           <w:tcPr>
-            <w:tcW w:type="dxa" w:w="939"/>
+            <w:tcW w:type="dxa" w:w="853"/>
             <w:tcBorders>
               <w:top w:val="single" w:color="8C9BAB" w:sz="4"/>
               <w:left w:val="single" w:color="8C9BAB" w:sz="4"/>
@@ -2165,133 +1961,67 @@
         </w:tc>
         <w:tc>
           <w:tcPr>
-            <w:tcW w:type="dxa" w:w="939"/>
-            <w:tcBorders>
-              <w:top w:val="single" w:color="8C9BAB" w:sz="4"/>
-              <w:left w:val="single" w:color="8C9BAB" w:sz="4"/>
-              <w:bottom w:val="single" w:color="8C9BAB" w:sz="4"/>
-              <w:right w:val="single" w:color="8C9BAB" w:sz="4"/>
-            </w:tcBorders>
-            <w:tcMar>
-              <w:top w:type="dxa" w:w="60"/>
-              <w:left w:type="dxa" w:w="90"/>
-              <w:bottom w:type="dxa" w:w="60"/>
-              <w:right w:type="dxa" w:w="90"/>
-            </w:tcMar>
-            <w:vAlign w:val="top"/>
-          </w:tcPr>
-          <w:p>
-            <w:pPr>
-              <w:spacing w:after="40"/>
-              <w:jc w:val="left"/>
-            </w:pPr>
-            <w:r>
-              <w:rPr>
-                <w:b w:val="false"/>
-                <w:bCs w:val="false"/>
-                <w:sz w:val="20"/>
-                <w:szCs w:val="20"/>
-              </w:rPr>
-              <w:t xml:space="preserve">2</w:t>
-            </w:r>
-          </w:p>
-        </w:tc>
-        <w:tc>
-          <w:tcPr>
-            <w:tcW w:type="dxa" w:w="939"/>
-            <w:tcBorders>
-              <w:top w:val="single" w:color="8C9BAB" w:sz="4"/>
-              <w:left w:val="single" w:color="8C9BAB" w:sz="4"/>
-              <w:bottom w:val="single" w:color="8C9BAB" w:sz="4"/>
-              <w:right w:val="single" w:color="8C9BAB" w:sz="4"/>
-            </w:tcBorders>
-            <w:tcMar>
-              <w:top w:type="dxa" w:w="60"/>
-              <w:left w:type="dxa" w:w="90"/>
-              <w:bottom w:type="dxa" w:w="60"/>
-              <w:right w:type="dxa" w:w="90"/>
-            </w:tcMar>
-            <w:vAlign w:val="top"/>
-          </w:tcPr>
-          <w:p>
-            <w:pPr>
-              <w:spacing w:after="40"/>
-              <w:jc w:val="left"/>
-            </w:pPr>
-            <w:r>
-              <w:rPr>
-                <w:b w:val="false"/>
-                <w:bCs w:val="false"/>
-                <w:sz w:val="20"/>
-                <w:szCs w:val="20"/>
-              </w:rPr>
-              <w:t xml:space="preserve">0</w:t>
-            </w:r>
-          </w:p>
-        </w:tc>
-        <w:tc>
-          <w:tcPr>
-            <w:tcW w:type="dxa" w:w="939"/>
-            <w:tcBorders>
-              <w:top w:val="single" w:color="8C9BAB" w:sz="4"/>
-              <w:left w:val="single" w:color="8C9BAB" w:sz="4"/>
-              <w:bottom w:val="single" w:color="8C9BAB" w:sz="4"/>
-              <w:right w:val="single" w:color="8C9BAB" w:sz="4"/>
-            </w:tcBorders>
-            <w:tcMar>
-              <w:top w:type="dxa" w:w="60"/>
-              <w:left w:type="dxa" w:w="90"/>
-              <w:bottom w:type="dxa" w:w="60"/>
-              <w:right w:type="dxa" w:w="90"/>
-            </w:tcMar>
-            <w:vAlign w:val="top"/>
-          </w:tcPr>
-          <w:p>
-            <w:pPr>
-              <w:spacing w:after="40"/>
-              <w:jc w:val="left"/>
-            </w:pPr>
-            <w:r>
-              <w:rPr>
-                <w:b w:val="false"/>
-                <w:bCs w:val="false"/>
-                <w:sz w:val="20"/>
-                <w:szCs w:val="20"/>
-              </w:rPr>
-              <w:t xml:space="preserve">2</w:t>
-            </w:r>
-          </w:p>
-        </w:tc>
-        <w:tc>
-          <w:tcPr>
-            <w:tcW w:type="dxa" w:w="938"/>
-            <w:tcBorders>
-              <w:top w:val="single" w:color="8C9BAB" w:sz="4"/>
-              <w:left w:val="single" w:color="8C9BAB" w:sz="4"/>
-              <w:bottom w:val="single" w:color="8C9BAB" w:sz="4"/>
-              <w:right w:val="single" w:color="8C9BAB" w:sz="4"/>
-            </w:tcBorders>
-            <w:tcMar>
-              <w:top w:type="dxa" w:w="60"/>
-              <w:left w:type="dxa" w:w="90"/>
-              <w:bottom w:type="dxa" w:w="60"/>
-              <w:right w:type="dxa" w:w="90"/>
-            </w:tcMar>
-            <w:vAlign w:val="top"/>
-          </w:tcPr>
-          <w:p>
-            <w:pPr>
-              <w:spacing w:after="40"/>
-              <w:jc w:val="left"/>
-            </w:pPr>
-            <w:r>
-              <w:rPr>
-                <w:b w:val="false"/>
-                <w:bCs w:val="false"/>
-                <w:sz w:val="20"/>
-                <w:szCs w:val="20"/>
-              </w:rPr>
-              <w:t xml:space="preserve">v1.1</w:t>
+            <w:tcW w:type="dxa" w:w="2487"/>
+            <w:tcBorders>
+              <w:top w:val="single" w:color="8C9BAB" w:sz="4"/>
+              <w:left w:val="single" w:color="8C9BAB" w:sz="4"/>
+              <w:bottom w:val="single" w:color="8C9BAB" w:sz="4"/>
+              <w:right w:val="single" w:color="8C9BAB" w:sz="4"/>
+            </w:tcBorders>
+            <w:tcMar>
+              <w:top w:type="dxa" w:w="60"/>
+              <w:left w:type="dxa" w:w="90"/>
+              <w:bottom w:type="dxa" w:w="60"/>
+              <w:right w:type="dxa" w:w="90"/>
+            </w:tcMar>
+            <w:vAlign w:val="top"/>
+          </w:tcPr>
+          <w:p>
+            <w:pPr>
+              <w:spacing w:after="40"/>
+              <w:jc w:val="left"/>
+            </w:pPr>
+            <w:r>
+              <w:rPr>
+                <w:b w:val="false"/>
+                <w:bCs w:val="false"/>
+                <w:sz w:val="20"/>
+                <w:szCs w:val="20"/>
+              </w:rPr>
+              <w:t xml:space="preserve">2 / 2 run</w:t>
+            </w:r>
+          </w:p>
+        </w:tc>
+        <w:tc>
+          <w:tcPr>
+            <w:tcW w:type="dxa" w:w="2133"/>
+            <w:tcBorders>
+              <w:top w:val="single" w:color="8C9BAB" w:sz="4"/>
+              <w:left w:val="single" w:color="8C9BAB" w:sz="4"/>
+              <w:bottom w:val="single" w:color="8C9BAB" w:sz="4"/>
+              <w:right w:val="single" w:color="8C9BAB" w:sz="4"/>
+            </w:tcBorders>
+            <w:tcMar>
+              <w:top w:type="dxa" w:w="60"/>
+              <w:left w:type="dxa" w:w="90"/>
+              <w:bottom w:type="dxa" w:w="60"/>
+              <w:right w:type="dxa" w:w="90"/>
+            </w:tcMar>
+            <w:vAlign w:val="top"/>
+          </w:tcPr>
+          <w:p>
+            <w:pPr>
+              <w:spacing w:after="40"/>
+              <w:jc w:val="left"/>
+            </w:pPr>
+            <w:r>
+              <w:rPr>
+                <w:b w:val="false"/>
+                <w:bCs w:val="false"/>
+                <w:sz w:val="20"/>
+                <w:szCs w:val="20"/>
+              </w:rPr>
+              <w:t xml:space="preserve">2 / 2 run, 2 not run</w:t>
             </w:r>
           </w:p>
         </w:tc>
@@ -2302,40 +2032,40 @@
         </w:trPr>
         <w:tc>
           <w:tcPr>
-            <w:tcW w:type="dxa" w:w="2888"/>
-            <w:tcBorders>
-              <w:top w:val="single" w:color="8C9BAB" w:sz="4"/>
-              <w:left w:val="single" w:color="8C9BAB" w:sz="4"/>
-              <w:bottom w:val="single" w:color="8C9BAB" w:sz="4"/>
-              <w:right w:val="single" w:color="8C9BAB" w:sz="4"/>
-            </w:tcBorders>
-            <w:tcMar>
-              <w:top w:type="dxa" w:w="60"/>
-              <w:left w:type="dxa" w:w="90"/>
-              <w:bottom w:type="dxa" w:w="60"/>
-              <w:right w:type="dxa" w:w="90"/>
-            </w:tcMar>
-            <w:vAlign w:val="top"/>
-          </w:tcPr>
-          <w:p>
-            <w:pPr>
-              <w:spacing w:after="40"/>
-              <w:jc w:val="left"/>
-            </w:pPr>
-            <w:r>
-              <w:rPr>
-                <w:b w:val="false"/>
-                <w:bCs w:val="false"/>
-                <w:sz w:val="20"/>
-                <w:szCs w:val="20"/>
-              </w:rPr>
-              <w:t xml:space="preserve">Acceptance, cycle 1</w:t>
-            </w:r>
-          </w:p>
-        </w:tc>
-        <w:tc>
-          <w:tcPr>
-            <w:tcW w:type="dxa" w:w="1444"/>
+            <w:tcW w:type="dxa" w:w="2132"/>
+            <w:tcBorders>
+              <w:top w:val="single" w:color="8C9BAB" w:sz="4"/>
+              <w:left w:val="single" w:color="8C9BAB" w:sz="4"/>
+              <w:bottom w:val="single" w:color="8C9BAB" w:sz="4"/>
+              <w:right w:val="single" w:color="8C9BAB" w:sz="4"/>
+            </w:tcBorders>
+            <w:tcMar>
+              <w:top w:type="dxa" w:w="60"/>
+              <w:left w:type="dxa" w:w="90"/>
+              <w:bottom w:type="dxa" w:w="60"/>
+              <w:right w:type="dxa" w:w="90"/>
+            </w:tcMar>
+            <w:vAlign w:val="top"/>
+          </w:tcPr>
+          <w:p>
+            <w:pPr>
+              <w:spacing w:after="40"/>
+              <w:jc w:val="left"/>
+            </w:pPr>
+            <w:r>
+              <w:rPr>
+                <w:b w:val="false"/>
+                <w:bCs w:val="false"/>
+                <w:sz w:val="20"/>
+                <w:szCs w:val="20"/>
+              </w:rPr>
+              <w:t xml:space="preserve">Acceptance Testing</w:t>
+            </w:r>
+          </w:p>
+        </w:tc>
+        <w:tc>
+          <w:tcPr>
+            <w:tcW w:type="dxa" w:w="1421"/>
             <w:tcBorders>
               <w:top w:val="single" w:color="8C9BAB" w:sz="4"/>
               <w:left w:val="single" w:color="8C9BAB" w:sz="4"/>
@@ -2368,7 +2098,7 @@
         </w:tc>
         <w:tc>
           <w:tcPr>
-            <w:tcW w:type="dxa" w:w="939"/>
+            <w:tcW w:type="dxa" w:w="853"/>
             <w:tcBorders>
               <w:top w:val="single" w:color="8C9BAB" w:sz="4"/>
               <w:left w:val="single" w:color="8C9BAB" w:sz="4"/>
@@ -2401,369 +2131,67 @@
         </w:tc>
         <w:tc>
           <w:tcPr>
-            <w:tcW w:type="dxa" w:w="939"/>
-            <w:tcBorders>
-              <w:top w:val="single" w:color="8C9BAB" w:sz="4"/>
-              <w:left w:val="single" w:color="8C9BAB" w:sz="4"/>
-              <w:bottom w:val="single" w:color="8C9BAB" w:sz="4"/>
-              <w:right w:val="single" w:color="8C9BAB" w:sz="4"/>
-            </w:tcBorders>
-            <w:tcMar>
-              <w:top w:type="dxa" w:w="60"/>
-              <w:left w:type="dxa" w:w="90"/>
-              <w:bottom w:type="dxa" w:w="60"/>
-              <w:right w:type="dxa" w:w="90"/>
-            </w:tcMar>
-            <w:vAlign w:val="top"/>
-          </w:tcPr>
-          <w:p>
-            <w:pPr>
-              <w:spacing w:after="40"/>
-              <w:jc w:val="left"/>
-            </w:pPr>
-            <w:r>
-              <w:rPr>
-                <w:b w:val="false"/>
-                <w:bCs w:val="false"/>
-                <w:sz w:val="20"/>
-                <w:szCs w:val="20"/>
-              </w:rPr>
-              <w:t xml:space="preserve">14</w:t>
-            </w:r>
-          </w:p>
-        </w:tc>
-        <w:tc>
-          <w:tcPr>
-            <w:tcW w:type="dxa" w:w="939"/>
-            <w:tcBorders>
-              <w:top w:val="single" w:color="8C9BAB" w:sz="4"/>
-              <w:left w:val="single" w:color="8C9BAB" w:sz="4"/>
-              <w:bottom w:val="single" w:color="8C9BAB" w:sz="4"/>
-              <w:right w:val="single" w:color="8C9BAB" w:sz="4"/>
-            </w:tcBorders>
-            <w:tcMar>
-              <w:top w:type="dxa" w:w="60"/>
-              <w:left w:type="dxa" w:w="90"/>
-              <w:bottom w:type="dxa" w:w="60"/>
-              <w:right w:type="dxa" w:w="90"/>
-            </w:tcMar>
-            <w:vAlign w:val="top"/>
-          </w:tcPr>
-          <w:p>
-            <w:pPr>
-              <w:spacing w:after="40"/>
-              <w:jc w:val="left"/>
-            </w:pPr>
-            <w:r>
-              <w:rPr>
-                <w:b w:val="false"/>
-                <w:bCs w:val="false"/>
-                <w:sz w:val="20"/>
-                <w:szCs w:val="20"/>
-              </w:rPr>
-              <w:t xml:space="preserve">1</w:t>
-            </w:r>
-          </w:p>
-        </w:tc>
-        <w:tc>
-          <w:tcPr>
-            <w:tcW w:type="dxa" w:w="939"/>
-            <w:tcBorders>
-              <w:top w:val="single" w:color="8C9BAB" w:sz="4"/>
-              <w:left w:val="single" w:color="8C9BAB" w:sz="4"/>
-              <w:bottom w:val="single" w:color="8C9BAB" w:sz="4"/>
-              <w:right w:val="single" w:color="8C9BAB" w:sz="4"/>
-            </w:tcBorders>
-            <w:tcMar>
-              <w:top w:type="dxa" w:w="60"/>
-              <w:left w:type="dxa" w:w="90"/>
-              <w:bottom w:type="dxa" w:w="60"/>
-              <w:right w:type="dxa" w:w="90"/>
-            </w:tcMar>
-            <w:vAlign w:val="top"/>
-          </w:tcPr>
-          <w:p>
-            <w:pPr>
-              <w:spacing w:after="40"/>
-              <w:jc w:val="left"/>
-            </w:pPr>
-            <w:r>
-              <w:rPr>
-                <w:b w:val="false"/>
-                <w:bCs w:val="false"/>
-                <w:sz w:val="20"/>
-                <w:szCs w:val="20"/>
-              </w:rPr>
-              <w:t xml:space="preserve">0</w:t>
-            </w:r>
-          </w:p>
-        </w:tc>
-        <w:tc>
-          <w:tcPr>
-            <w:tcW w:type="dxa" w:w="938"/>
-            <w:tcBorders>
-              <w:top w:val="single" w:color="8C9BAB" w:sz="4"/>
-              <w:left w:val="single" w:color="8C9BAB" w:sz="4"/>
-              <w:bottom w:val="single" w:color="8C9BAB" w:sz="4"/>
-              <w:right w:val="single" w:color="8C9BAB" w:sz="4"/>
-            </w:tcBorders>
-            <w:tcMar>
-              <w:top w:type="dxa" w:w="60"/>
-              <w:left w:type="dxa" w:w="90"/>
-              <w:bottom w:type="dxa" w:w="60"/>
-              <w:right w:type="dxa" w:w="90"/>
-            </w:tcMar>
-            <w:vAlign w:val="top"/>
-          </w:tcPr>
-          <w:p>
-            <w:pPr>
-              <w:spacing w:after="40"/>
-              <w:jc w:val="left"/>
-            </w:pPr>
-            <w:r>
-              <w:rPr>
-                <w:b w:val="false"/>
-                <w:bCs w:val="false"/>
-                <w:sz w:val="20"/>
-                <w:szCs w:val="20"/>
-              </w:rPr>
-              <w:t xml:space="preserve">v1.0</w:t>
-            </w:r>
-          </w:p>
-        </w:tc>
-      </w:tr>
-      <w:tr>
-        <w:trPr>
-          <w:cantSplit/>
-        </w:trPr>
-        <w:tc>
-          <w:tcPr>
-            <w:tcW w:type="dxa" w:w="2888"/>
-            <w:tcBorders>
-              <w:top w:val="single" w:color="8C9BAB" w:sz="4"/>
-              <w:left w:val="single" w:color="8C9BAB" w:sz="4"/>
-              <w:bottom w:val="single" w:color="8C9BAB" w:sz="4"/>
-              <w:right w:val="single" w:color="8C9BAB" w:sz="4"/>
-            </w:tcBorders>
-            <w:tcMar>
-              <w:top w:type="dxa" w:w="60"/>
-              <w:left w:type="dxa" w:w="90"/>
-              <w:bottom w:type="dxa" w:w="60"/>
-              <w:right w:type="dxa" w:w="90"/>
-            </w:tcMar>
-            <w:vAlign w:val="top"/>
-          </w:tcPr>
-          <w:p>
-            <w:pPr>
-              <w:spacing w:after="40"/>
-              <w:jc w:val="left"/>
-            </w:pPr>
-            <w:r>
-              <w:rPr>
-                <w:b w:val="false"/>
-                <w:bCs w:val="false"/>
-                <w:sz w:val="20"/>
-                <w:szCs w:val="20"/>
-              </w:rPr>
-              <w:t xml:space="preserve">Acceptance, cycle 2</w:t>
-            </w:r>
-          </w:p>
-        </w:tc>
-        <w:tc>
-          <w:tcPr>
-            <w:tcW w:type="dxa" w:w="1444"/>
-            <w:tcBorders>
-              <w:top w:val="single" w:color="8C9BAB" w:sz="4"/>
-              <w:left w:val="single" w:color="8C9BAB" w:sz="4"/>
-              <w:bottom w:val="single" w:color="8C9BAB" w:sz="4"/>
-              <w:right w:val="single" w:color="8C9BAB" w:sz="4"/>
-            </w:tcBorders>
-            <w:tcMar>
-              <w:top w:type="dxa" w:w="60"/>
-              <w:left w:type="dxa" w:w="90"/>
-              <w:bottom w:type="dxa" w:w="60"/>
-              <w:right w:type="dxa" w:w="90"/>
-            </w:tcMar>
-            <w:vAlign w:val="top"/>
-          </w:tcPr>
-          <w:p>
-            <w:pPr>
-              <w:spacing w:after="40"/>
-              <w:jc w:val="left"/>
-            </w:pPr>
-            <w:r>
-              <w:rPr>
-                <w:b w:val="false"/>
-                <w:bCs w:val="false"/>
-                <w:sz w:val="20"/>
-                <w:szCs w:val="20"/>
-              </w:rPr>
-              <w:t xml:space="preserve">Yasierul</w:t>
-            </w:r>
-          </w:p>
-        </w:tc>
-        <w:tc>
-          <w:tcPr>
-            <w:tcW w:type="dxa" w:w="939"/>
-            <w:tcBorders>
-              <w:top w:val="single" w:color="8C9BAB" w:sz="4"/>
-              <w:left w:val="single" w:color="8C9BAB" w:sz="4"/>
-              <w:bottom w:val="single" w:color="8C9BAB" w:sz="4"/>
-              <w:right w:val="single" w:color="8C9BAB" w:sz="4"/>
-            </w:tcBorders>
-            <w:tcMar>
-              <w:top w:type="dxa" w:w="60"/>
-              <w:left w:type="dxa" w:w="90"/>
-              <w:bottom w:type="dxa" w:w="60"/>
-              <w:right w:type="dxa" w:w="90"/>
-            </w:tcMar>
-            <w:vAlign w:val="top"/>
-          </w:tcPr>
-          <w:p>
-            <w:pPr>
-              <w:spacing w:after="40"/>
-              <w:jc w:val="left"/>
-            </w:pPr>
-            <w:r>
-              <w:rPr>
-                <w:b w:val="false"/>
-                <w:bCs w:val="false"/>
-                <w:sz w:val="20"/>
-                <w:szCs w:val="20"/>
-              </w:rPr>
-              <w:t xml:space="preserve">15</w:t>
-            </w:r>
-          </w:p>
-        </w:tc>
-        <w:tc>
-          <w:tcPr>
-            <w:tcW w:type="dxa" w:w="939"/>
-            <w:tcBorders>
-              <w:top w:val="single" w:color="8C9BAB" w:sz="4"/>
-              <w:left w:val="single" w:color="8C9BAB" w:sz="4"/>
-              <w:bottom w:val="single" w:color="8C9BAB" w:sz="4"/>
-              <w:right w:val="single" w:color="8C9BAB" w:sz="4"/>
-            </w:tcBorders>
-            <w:tcMar>
-              <w:top w:type="dxa" w:w="60"/>
-              <w:left w:type="dxa" w:w="90"/>
-              <w:bottom w:type="dxa" w:w="60"/>
-              <w:right w:type="dxa" w:w="90"/>
-            </w:tcMar>
-            <w:vAlign w:val="top"/>
-          </w:tcPr>
-          <w:p>
-            <w:pPr>
-              <w:spacing w:after="40"/>
-              <w:jc w:val="left"/>
-            </w:pPr>
-            <w:r>
-              <w:rPr>
-                <w:b w:val="false"/>
-                <w:bCs w:val="false"/>
-                <w:sz w:val="20"/>
-                <w:szCs w:val="20"/>
-              </w:rPr>
-              <w:t xml:space="preserve">15</w:t>
-            </w:r>
-          </w:p>
-        </w:tc>
-        <w:tc>
-          <w:tcPr>
-            <w:tcW w:type="dxa" w:w="939"/>
-            <w:tcBorders>
-              <w:top w:val="single" w:color="8C9BAB" w:sz="4"/>
-              <w:left w:val="single" w:color="8C9BAB" w:sz="4"/>
-              <w:bottom w:val="single" w:color="8C9BAB" w:sz="4"/>
-              <w:right w:val="single" w:color="8C9BAB" w:sz="4"/>
-            </w:tcBorders>
-            <w:tcMar>
-              <w:top w:type="dxa" w:w="60"/>
-              <w:left w:type="dxa" w:w="90"/>
-              <w:bottom w:type="dxa" w:w="60"/>
-              <w:right w:type="dxa" w:w="90"/>
-            </w:tcMar>
-            <w:vAlign w:val="top"/>
-          </w:tcPr>
-          <w:p>
-            <w:pPr>
-              <w:spacing w:after="40"/>
-              <w:jc w:val="left"/>
-            </w:pPr>
-            <w:r>
-              <w:rPr>
-                <w:b w:val="false"/>
-                <w:bCs w:val="false"/>
-                <w:sz w:val="20"/>
-                <w:szCs w:val="20"/>
-              </w:rPr>
-              <w:t xml:space="preserve">0</w:t>
-            </w:r>
-          </w:p>
-        </w:tc>
-        <w:tc>
-          <w:tcPr>
-            <w:tcW w:type="dxa" w:w="939"/>
-            <w:tcBorders>
-              <w:top w:val="single" w:color="8C9BAB" w:sz="4"/>
-              <w:left w:val="single" w:color="8C9BAB" w:sz="4"/>
-              <w:bottom w:val="single" w:color="8C9BAB" w:sz="4"/>
-              <w:right w:val="single" w:color="8C9BAB" w:sz="4"/>
-            </w:tcBorders>
-            <w:tcMar>
-              <w:top w:type="dxa" w:w="60"/>
-              <w:left w:type="dxa" w:w="90"/>
-              <w:bottom w:type="dxa" w:w="60"/>
-              <w:right w:type="dxa" w:w="90"/>
-            </w:tcMar>
-            <w:vAlign w:val="top"/>
-          </w:tcPr>
-          <w:p>
-            <w:pPr>
-              <w:spacing w:after="40"/>
-              <w:jc w:val="left"/>
-            </w:pPr>
-            <w:r>
-              <w:rPr>
-                <w:b w:val="false"/>
-                <w:bCs w:val="false"/>
-                <w:sz w:val="20"/>
-                <w:szCs w:val="20"/>
-              </w:rPr>
-              <w:t xml:space="preserve">0</w:t>
-            </w:r>
-          </w:p>
-        </w:tc>
-        <w:tc>
-          <w:tcPr>
-            <w:tcW w:type="dxa" w:w="938"/>
-            <w:tcBorders>
-              <w:top w:val="single" w:color="8C9BAB" w:sz="4"/>
-              <w:left w:val="single" w:color="8C9BAB" w:sz="4"/>
-              <w:bottom w:val="single" w:color="8C9BAB" w:sz="4"/>
-              <w:right w:val="single" w:color="8C9BAB" w:sz="4"/>
-            </w:tcBorders>
-            <w:tcMar>
-              <w:top w:type="dxa" w:w="60"/>
-              <w:left w:type="dxa" w:w="90"/>
-              <w:bottom w:type="dxa" w:w="60"/>
-              <w:right w:type="dxa" w:w="90"/>
-            </w:tcMar>
-            <w:vAlign w:val="top"/>
-          </w:tcPr>
-          <w:p>
-            <w:pPr>
-              <w:spacing w:after="40"/>
-              <w:jc w:val="left"/>
-            </w:pPr>
-            <w:r>
-              <w:rPr>
-                <w:b w:val="false"/>
-                <w:bCs w:val="false"/>
-                <w:sz w:val="20"/>
-                <w:szCs w:val="20"/>
-              </w:rPr>
-              <w:t xml:space="preserve">v1.1</w:t>
+            <w:tcW w:type="dxa" w:w="2487"/>
+            <w:tcBorders>
+              <w:top w:val="single" w:color="8C9BAB" w:sz="4"/>
+              <w:left w:val="single" w:color="8C9BAB" w:sz="4"/>
+              <w:bottom w:val="single" w:color="8C9BAB" w:sz="4"/>
+              <w:right w:val="single" w:color="8C9BAB" w:sz="4"/>
+            </w:tcBorders>
+            <w:tcMar>
+              <w:top w:type="dxa" w:w="60"/>
+              <w:left w:type="dxa" w:w="90"/>
+              <w:bottom w:type="dxa" w:w="60"/>
+              <w:right w:type="dxa" w:w="90"/>
+            </w:tcMar>
+            <w:vAlign w:val="top"/>
+          </w:tcPr>
+          <w:p>
+            <w:pPr>
+              <w:spacing w:after="40"/>
+              <w:jc w:val="left"/>
+            </w:pPr>
+            <w:r>
+              <w:rPr>
+                <w:b w:val="false"/>
+                <w:bCs w:val="false"/>
+                <w:sz w:val="20"/>
+                <w:szCs w:val="20"/>
+              </w:rPr>
+              <w:t xml:space="preserve">14 / 15 on v1.0 (DEF-01)</w:t>
+            </w:r>
+          </w:p>
+        </w:tc>
+        <w:tc>
+          <w:tcPr>
+            <w:tcW w:type="dxa" w:w="2133"/>
+            <w:tcBorders>
+              <w:top w:val="single" w:color="8C9BAB" w:sz="4"/>
+              <w:left w:val="single" w:color="8C9BAB" w:sz="4"/>
+              <w:bottom w:val="single" w:color="8C9BAB" w:sz="4"/>
+              <w:right w:val="single" w:color="8C9BAB" w:sz="4"/>
+            </w:tcBorders>
+            <w:tcMar>
+              <w:top w:type="dxa" w:w="60"/>
+              <w:left w:type="dxa" w:w="90"/>
+              <w:bottom w:type="dxa" w:w="60"/>
+              <w:right w:type="dxa" w:w="90"/>
+            </w:tcMar>
+            <w:vAlign w:val="top"/>
+          </w:tcPr>
+          <w:p>
+            <w:pPr>
+              <w:spacing w:after="40"/>
+              <w:jc w:val="left"/>
+            </w:pPr>
+            <w:r>
+              <w:rPr>
+                <w:b w:val="false"/>
+                <w:bCs w:val="false"/>
+                <w:sz w:val="20"/>
+                <w:szCs w:val="20"/>
+              </w:rPr>
+              <w:t xml:space="preserve">15 / 15</w:t>
             </w:r>
           </w:p>
         </w:tc>
@@ -2792,7 +2220,7 @@
       <w:r>
         <w:drawing>
           <wp:inline distT="0" distB="0" distL="0" distR="0">
-            <wp:extent cx="4953000" cy="2190750"/>
+            <wp:extent cx="4953000" cy="2657475"/>
             <wp:effectExtent t="0" r="0" b="0" l="0"/>
             <wp:docPr id="1" name="results-by-stage.png" descr="Figure 5.1: Test results by stage" title="Figure 5.1: Test results by stage"/>
             <wp:cNvGraphicFramePr>
@@ -2817,7 +2245,7 @@
                   <pic:spPr bwMode="auto">
                     <a:xfrm>
                       <a:off x="0" y="0"/>
-                      <a:ext cx="4953000" cy="2190750"/>
+                      <a:ext cx="4953000" cy="2657475"/>
                     </a:xfrm>
                     <a:prstGeom prst="rect">
                       <a:avLst/>
@@ -2866,11 +2294,11 @@
         </w:tblBorders>
       </w:tblPr>
       <w:tblGrid>
-        <w:gridCol w:w="942"/>
-        <w:gridCol w:w="1570"/>
-        <w:gridCol w:w="3924"/>
-        <w:gridCol w:w="1020"/>
-        <w:gridCol w:w="1570"/>
+        <w:gridCol w:w="866"/>
+        <w:gridCol w:w="1444"/>
+        <w:gridCol w:w="3249"/>
+        <w:gridCol w:w="939"/>
+        <w:gridCol w:w="2528"/>
       </w:tblGrid>
       <w:tr>
         <w:trPr>
@@ -2878,7 +2306,7 @@
         </w:trPr>
         <w:tc>
           <w:tcPr>
-            <w:tcW w:type="dxa" w:w="942"/>
+            <w:tcW w:type="dxa" w:w="866"/>
             <w:tcBorders>
               <w:top w:val="single" w:color="8C9BAB" w:sz="4"/>
               <w:left w:val="single" w:color="8C9BAB" w:sz="4"/>
@@ -2913,7 +2341,7 @@
         </w:tc>
         <w:tc>
           <w:tcPr>
-            <w:tcW w:type="dxa" w:w="1570"/>
+            <w:tcW w:type="dxa" w:w="1444"/>
             <w:tcBorders>
               <w:top w:val="single" w:color="8C9BAB" w:sz="4"/>
               <w:left w:val="single" w:color="8C9BAB" w:sz="4"/>
@@ -2948,7 +2376,7 @@
         </w:tc>
         <w:tc>
           <w:tcPr>
-            <w:tcW w:type="dxa" w:w="3924"/>
+            <w:tcW w:type="dxa" w:w="3249"/>
             <w:tcBorders>
               <w:top w:val="single" w:color="8C9BAB" w:sz="4"/>
               <w:left w:val="single" w:color="8C9BAB" w:sz="4"/>
@@ -2983,7 +2411,7 @@
         </w:tc>
         <w:tc>
           <w:tcPr>
-            <w:tcW w:type="dxa" w:w="1020"/>
+            <w:tcW w:type="dxa" w:w="939"/>
             <w:tcBorders>
               <w:top w:val="single" w:color="8C9BAB" w:sz="4"/>
               <w:left w:val="single" w:color="8C9BAB" w:sz="4"/>
@@ -3018,7 +2446,7 @@
         </w:tc>
         <w:tc>
           <w:tcPr>
-            <w:tcW w:type="dxa" w:w="1570"/>
+            <w:tcW w:type="dxa" w:w="2528"/>
             <w:tcBorders>
               <w:top w:val="single" w:color="8C9BAB" w:sz="4"/>
               <w:left w:val="single" w:color="8C9BAB" w:sz="4"/>
@@ -3047,7 +2475,7 @@
                 <w:sz w:val="20"/>
                 <w:szCs w:val="20"/>
               </w:rPr>
-              <w:t xml:space="preserve">Status</w:t>
+              <w:t xml:space="preserve">Fix and re-test</w:t>
             </w:r>
           </w:p>
         </w:tc>
@@ -3058,7 +2486,7 @@
         </w:trPr>
         <w:tc>
           <w:tcPr>
-            <w:tcW w:type="dxa" w:w="942"/>
+            <w:tcW w:type="dxa" w:w="866"/>
             <w:tcBorders>
               <w:top w:val="single" w:color="8C9BAB" w:sz="4"/>
               <w:left w:val="single" w:color="8C9BAB" w:sz="4"/>
@@ -3091,7 +2519,7 @@
         </w:tc>
         <w:tc>
           <w:tcPr>
-            <w:tcW w:type="dxa" w:w="1570"/>
+            <w:tcW w:type="dxa" w:w="1444"/>
             <w:tcBorders>
               <w:top w:val="single" w:color="8C9BAB" w:sz="4"/>
               <w:left w:val="single" w:color="8C9BAB" w:sz="4"/>
@@ -3124,40 +2552,40 @@
         </w:tc>
         <w:tc>
           <w:tcPr>
-            <w:tcW w:type="dxa" w:w="3924"/>
-            <w:tcBorders>
-              <w:top w:val="single" w:color="8C9BAB" w:sz="4"/>
-              <w:left w:val="single" w:color="8C9BAB" w:sz="4"/>
-              <w:bottom w:val="single" w:color="8C9BAB" w:sz="4"/>
-              <w:right w:val="single" w:color="8C9BAB" w:sz="4"/>
-            </w:tcBorders>
-            <w:tcMar>
-              <w:top w:type="dxa" w:w="60"/>
-              <w:left w:type="dxa" w:w="90"/>
-              <w:bottom w:type="dxa" w:w="60"/>
-              <w:right w:type="dxa" w:w="90"/>
-            </w:tcMar>
-            <w:vAlign w:val="top"/>
-          </w:tcPr>
-          <w:p>
-            <w:pPr>
-              <w:spacing w:after="40"/>
-              <w:jc w:val="left"/>
-            </w:pPr>
-            <w:r>
-              <w:rPr>
-                <w:b w:val="false"/>
-                <w:bCs w:val="false"/>
-                <w:sz w:val="20"/>
-                <w:szCs w:val="20"/>
-              </w:rPr>
-              <w:t xml:space="preserve">When 50 students register for the last 10 seats at the same moment, 15 to 24 are enrolled.</w:t>
-            </w:r>
-          </w:p>
-        </w:tc>
-        <w:tc>
-          <w:tcPr>
-            <w:tcW w:type="dxa" w:w="1020"/>
+            <w:tcW w:type="dxa" w:w="3249"/>
+            <w:tcBorders>
+              <w:top w:val="single" w:color="8C9BAB" w:sz="4"/>
+              <w:left w:val="single" w:color="8C9BAB" w:sz="4"/>
+              <w:bottom w:val="single" w:color="8C9BAB" w:sz="4"/>
+              <w:right w:val="single" w:color="8C9BAB" w:sz="4"/>
+            </w:tcBorders>
+            <w:tcMar>
+              <w:top w:type="dxa" w:w="60"/>
+              <w:left w:type="dxa" w:w="90"/>
+              <w:bottom w:type="dxa" w:w="60"/>
+              <w:right w:type="dxa" w:w="90"/>
+            </w:tcMar>
+            <w:vAlign w:val="top"/>
+          </w:tcPr>
+          <w:p>
+            <w:pPr>
+              <w:spacing w:after="40"/>
+              <w:jc w:val="left"/>
+            </w:pPr>
+            <w:r>
+              <w:rPr>
+                <w:b w:val="false"/>
+                <w:bCs w:val="false"/>
+                <w:sz w:val="20"/>
+                <w:szCs w:val="20"/>
+              </w:rPr>
+              <w:t xml:space="preserve">When 50 students registered for the last 10 seats at the same moment, 15 to 24 were enrolled.</w:t>
+            </w:r>
+          </w:p>
+        </w:tc>
+        <w:tc>
+          <w:tcPr>
+            <w:tcW w:type="dxa" w:w="939"/>
             <w:tcBorders>
               <w:top w:val="single" w:color="8C9BAB" w:sz="4"/>
               <w:left w:val="single" w:color="8C9BAB" w:sz="4"/>
@@ -3190,34 +2618,34 @@
         </w:tc>
         <w:tc>
           <w:tcPr>
-            <w:tcW w:type="dxa" w:w="1570"/>
-            <w:tcBorders>
-              <w:top w:val="single" w:color="8C9BAB" w:sz="4"/>
-              <w:left w:val="single" w:color="8C9BAB" w:sz="4"/>
-              <w:bottom w:val="single" w:color="8C9BAB" w:sz="4"/>
-              <w:right w:val="single" w:color="8C9BAB" w:sz="4"/>
-            </w:tcBorders>
-            <w:tcMar>
-              <w:top w:type="dxa" w:w="60"/>
-              <w:left w:type="dxa" w:w="90"/>
-              <w:bottom w:type="dxa" w:w="60"/>
-              <w:right w:type="dxa" w:w="90"/>
-            </w:tcMar>
-            <w:vAlign w:val="top"/>
-          </w:tcPr>
-          <w:p>
-            <w:pPr>
-              <w:spacing w:after="40"/>
-              <w:jc w:val="left"/>
-            </w:pPr>
-            <w:r>
-              <w:rPr>
-                <w:b w:val="false"/>
-                <w:bCs w:val="false"/>
-                <w:sz w:val="20"/>
-                <w:szCs w:val="20"/>
-              </w:rPr>
-              <w:t xml:space="preserve">Fixed in v1.1, re-test passed</w:t>
+            <w:tcW w:type="dxa" w:w="2528"/>
+            <w:tcBorders>
+              <w:top w:val="single" w:color="8C9BAB" w:sz="4"/>
+              <w:left w:val="single" w:color="8C9BAB" w:sz="4"/>
+              <w:bottom w:val="single" w:color="8C9BAB" w:sz="4"/>
+              <w:right w:val="single" w:color="8C9BAB" w:sz="4"/>
+            </w:tcBorders>
+            <w:tcMar>
+              <w:top w:type="dxa" w:w="60"/>
+              <w:left w:type="dxa" w:w="90"/>
+              <w:bottom w:type="dxa" w:w="60"/>
+              <w:right w:type="dxa" w:w="90"/>
+            </w:tcMar>
+            <w:vAlign w:val="top"/>
+          </w:tcPr>
+          <w:p>
+            <w:pPr>
+              <w:spacing w:after="40"/>
+              <w:jc w:val="left"/>
+            </w:pPr>
+            <w:r>
+              <w:rPr>
+                <w:b w:val="false"/>
+                <w:bCs w:val="false"/>
+                <w:sz w:val="20"/>
+                <w:szCs w:val="20"/>
+              </w:rPr>
+              <w:t xml:space="preserve">v1.1: database lock around the seat check and insert. UAT-14 and ST-02 pass.</w:t>
             </w:r>
           </w:p>
         </w:tc>
@@ -3228,7 +2656,7 @@
         </w:trPr>
         <w:tc>
           <w:tcPr>
-            <w:tcW w:type="dxa" w:w="942"/>
+            <w:tcW w:type="dxa" w:w="866"/>
             <w:tcBorders>
               <w:top w:val="single" w:color="8C9BAB" w:sz="4"/>
               <w:left w:val="single" w:color="8C9BAB" w:sz="4"/>
@@ -3261,7 +2689,7 @@
         </w:tc>
         <w:tc>
           <w:tcPr>
-            <w:tcW w:type="dxa" w:w="1570"/>
+            <w:tcW w:type="dxa" w:w="1444"/>
             <w:tcBorders>
               <w:top w:val="single" w:color="8C9BAB" w:sz="4"/>
               <w:left w:val="single" w:color="8C9BAB" w:sz="4"/>
@@ -3294,40 +2722,40 @@
         </w:tc>
         <w:tc>
           <w:tcPr>
-            <w:tcW w:type="dxa" w:w="3924"/>
-            <w:tcBorders>
-              <w:top w:val="single" w:color="8C9BAB" w:sz="4"/>
-              <w:left w:val="single" w:color="8C9BAB" w:sz="4"/>
-              <w:bottom w:val="single" w:color="8C9BAB" w:sz="4"/>
-              <w:right w:val="single" w:color="8C9BAB" w:sz="4"/>
-            </w:tcBorders>
-            <w:tcMar>
-              <w:top w:type="dxa" w:w="60"/>
-              <w:left w:type="dxa" w:w="90"/>
-              <w:bottom w:type="dxa" w:w="60"/>
-              <w:right w:type="dxa" w:w="90"/>
-            </w:tcMar>
-            <w:vAlign w:val="top"/>
-          </w:tcPr>
-          <w:p>
-            <w:pPr>
-              <w:spacing w:after="40"/>
-              <w:jc w:val="left"/>
-            </w:pPr>
-            <w:r>
-              <w:rPr>
-                <w:b w:val="false"/>
-                <w:bCs w:val="false"/>
-                <w:sz w:val="20"/>
-                <w:szCs w:val="20"/>
-              </w:rPr>
-              <w:t xml:space="preserve">Logout does not end the session on the server, so a copied cookie still opens the student's timetable.</w:t>
-            </w:r>
-          </w:p>
-        </w:tc>
-        <w:tc>
-          <w:tcPr>
-            <w:tcW w:type="dxa" w:w="1020"/>
+            <w:tcW w:type="dxa" w:w="3249"/>
+            <w:tcBorders>
+              <w:top w:val="single" w:color="8C9BAB" w:sz="4"/>
+              <w:left w:val="single" w:color="8C9BAB" w:sz="4"/>
+              <w:bottom w:val="single" w:color="8C9BAB" w:sz="4"/>
+              <w:right w:val="single" w:color="8C9BAB" w:sz="4"/>
+            </w:tcBorders>
+            <w:tcMar>
+              <w:top w:type="dxa" w:w="60"/>
+              <w:left w:type="dxa" w:w="90"/>
+              <w:bottom w:type="dxa" w:w="60"/>
+              <w:right w:type="dxa" w:w="90"/>
+            </w:tcMar>
+            <w:vAlign w:val="top"/>
+          </w:tcPr>
+          <w:p>
+            <w:pPr>
+              <w:spacing w:after="40"/>
+              <w:jc w:val="left"/>
+            </w:pPr>
+            <w:r>
+              <w:rPr>
+                <w:b w:val="false"/>
+                <w:bCs w:val="false"/>
+                <w:sz w:val="20"/>
+                <w:szCs w:val="20"/>
+              </w:rPr>
+              <w:t xml:space="preserve">Logout did not end the session on the server, so a copied cookie still opened the student's timetable.</w:t>
+            </w:r>
+          </w:p>
+        </w:tc>
+        <w:tc>
+          <w:tcPr>
+            <w:tcW w:type="dxa" w:w="939"/>
             <w:tcBorders>
               <w:top w:val="single" w:color="8C9BAB" w:sz="4"/>
               <w:left w:val="single" w:color="8C9BAB" w:sz="4"/>
@@ -3360,34 +2788,34 @@
         </w:tc>
         <w:tc>
           <w:tcPr>
-            <w:tcW w:type="dxa" w:w="1570"/>
-            <w:tcBorders>
-              <w:top w:val="single" w:color="8C9BAB" w:sz="4"/>
-              <w:left w:val="single" w:color="8C9BAB" w:sz="4"/>
-              <w:bottom w:val="single" w:color="8C9BAB" w:sz="4"/>
-              <w:right w:val="single" w:color="8C9BAB" w:sz="4"/>
-            </w:tcBorders>
-            <w:tcMar>
-              <w:top w:type="dxa" w:w="60"/>
-              <w:left w:type="dxa" w:w="90"/>
-              <w:bottom w:type="dxa" w:w="60"/>
-              <w:right w:type="dxa" w:w="90"/>
-            </w:tcMar>
-            <w:vAlign w:val="top"/>
-          </w:tcPr>
-          <w:p>
-            <w:pPr>
-              <w:spacing w:after="40"/>
-              <w:jc w:val="left"/>
-            </w:pPr>
-            <w:r>
-              <w:rPr>
-                <w:b w:val="false"/>
-                <w:bCs w:val="false"/>
-                <w:sz w:val="20"/>
-                <w:szCs w:val="20"/>
-              </w:rPr>
-              <w:t xml:space="preserve">Open</w:t>
+            <w:tcW w:type="dxa" w:w="2528"/>
+            <w:tcBorders>
+              <w:top w:val="single" w:color="8C9BAB" w:sz="4"/>
+              <w:left w:val="single" w:color="8C9BAB" w:sz="4"/>
+              <w:bottom w:val="single" w:color="8C9BAB" w:sz="4"/>
+              <w:right w:val="single" w:color="8C9BAB" w:sz="4"/>
+            </w:tcBorders>
+            <w:tcMar>
+              <w:top w:type="dxa" w:w="60"/>
+              <w:left w:type="dxa" w:w="90"/>
+              <w:bottom w:type="dxa" w:w="60"/>
+              <w:right w:type="dxa" w:w="90"/>
+            </w:tcMar>
+            <w:vAlign w:val="top"/>
+          </w:tcPr>
+          <w:p>
+            <w:pPr>
+              <w:spacing w:after="40"/>
+              <w:jc w:val="left"/>
+            </w:pPr>
+            <w:r>
+              <w:rPr>
+                <w:b w:val="false"/>
+                <w:bCs w:val="false"/>
+                <w:sz w:val="20"/>
+                <w:szCs w:val="20"/>
+              </w:rPr>
+              <w:t xml:space="preserve">v1.2: logout deletes the server session. FT-31 passes.</w:t>
             </w:r>
           </w:p>
         </w:tc>
@@ -3398,7 +2826,7 @@
         </w:trPr>
         <w:tc>
           <w:tcPr>
-            <w:tcW w:type="dxa" w:w="942"/>
+            <w:tcW w:type="dxa" w:w="866"/>
             <w:tcBorders>
               <w:top w:val="single" w:color="8C9BAB" w:sz="4"/>
               <w:left w:val="single" w:color="8C9BAB" w:sz="4"/>
@@ -3431,7 +2859,7 @@
         </w:tc>
         <w:tc>
           <w:tcPr>
-            <w:tcW w:type="dxa" w:w="1570"/>
+            <w:tcW w:type="dxa" w:w="1444"/>
             <w:tcBorders>
               <w:top w:val="single" w:color="8C9BAB" w:sz="4"/>
               <w:left w:val="single" w:color="8C9BAB" w:sz="4"/>
@@ -3464,40 +2892,40 @@
         </w:tc>
         <w:tc>
           <w:tcPr>
-            <w:tcW w:type="dxa" w:w="3924"/>
-            <w:tcBorders>
-              <w:top w:val="single" w:color="8C9BAB" w:sz="4"/>
-              <w:left w:val="single" w:color="8C9BAB" w:sz="4"/>
-              <w:bottom w:val="single" w:color="8C9BAB" w:sz="4"/>
-              <w:right w:val="single" w:color="8C9BAB" w:sz="4"/>
-            </w:tcBorders>
-            <w:tcMar>
-              <w:top w:type="dxa" w:w="60"/>
-              <w:left w:type="dxa" w:w="90"/>
-              <w:bottom w:type="dxa" w:w="60"/>
-              <w:right w:type="dxa" w:w="90"/>
-            </w:tcMar>
-            <w:vAlign w:val="top"/>
-          </w:tcPr>
-          <w:p>
-            <w:pPr>
-              <w:spacing w:after="40"/>
-              <w:jc w:val="left"/>
-            </w:pPr>
-            <w:r>
-              <w:rPr>
-                <w:b w:val="false"/>
-                <w:bCs w:val="false"/>
-                <w:sz w:val="20"/>
-                <w:szCs w:val="20"/>
-              </w:rPr>
-              <w:t xml:space="preserve">When 40 or more requests arrive at exactly the same instant, a few connections are sometimes refused.</w:t>
-            </w:r>
-          </w:p>
-        </w:tc>
-        <w:tc>
-          <w:tcPr>
-            <w:tcW w:type="dxa" w:w="1020"/>
+            <w:tcW w:type="dxa" w:w="3249"/>
+            <w:tcBorders>
+              <w:top w:val="single" w:color="8C9BAB" w:sz="4"/>
+              <w:left w:val="single" w:color="8C9BAB" w:sz="4"/>
+              <w:bottom w:val="single" w:color="8C9BAB" w:sz="4"/>
+              <w:right w:val="single" w:color="8C9BAB" w:sz="4"/>
+            </w:tcBorders>
+            <w:tcMar>
+              <w:top w:type="dxa" w:w="60"/>
+              <w:left w:type="dxa" w:w="90"/>
+              <w:bottom w:type="dxa" w:w="60"/>
+              <w:right w:type="dxa" w:w="90"/>
+            </w:tcMar>
+            <w:vAlign w:val="top"/>
+          </w:tcPr>
+          <w:p>
+            <w:pPr>
+              <w:spacing w:after="40"/>
+              <w:jc w:val="left"/>
+            </w:pPr>
+            <w:r>
+              <w:rPr>
+                <w:b w:val="false"/>
+                <w:bCs w:val="false"/>
+                <w:sz w:val="20"/>
+                <w:szCs w:val="20"/>
+              </w:rPr>
+              <w:t xml:space="preserve">When 40 or more requests arrived at exactly the same instant, a few connections were sometimes refused.</w:t>
+            </w:r>
+          </w:p>
+        </w:tc>
+        <w:tc>
+          <w:tcPr>
+            <w:tcW w:type="dxa" w:w="939"/>
             <w:tcBorders>
               <w:top w:val="single" w:color="8C9BAB" w:sz="4"/>
               <w:left w:val="single" w:color="8C9BAB" w:sz="4"/>
@@ -3530,34 +2958,34 @@
         </w:tc>
         <w:tc>
           <w:tcPr>
-            <w:tcW w:type="dxa" w:w="1570"/>
-            <w:tcBorders>
-              <w:top w:val="single" w:color="8C9BAB" w:sz="4"/>
-              <w:left w:val="single" w:color="8C9BAB" w:sz="4"/>
-              <w:bottom w:val="single" w:color="8C9BAB" w:sz="4"/>
-              <w:right w:val="single" w:color="8C9BAB" w:sz="4"/>
-            </w:tcBorders>
-            <w:tcMar>
-              <w:top w:type="dxa" w:w="60"/>
-              <w:left w:type="dxa" w:w="90"/>
-              <w:bottom w:type="dxa" w:w="60"/>
-              <w:right w:type="dxa" w:w="90"/>
-            </w:tcMar>
-            <w:vAlign w:val="top"/>
-          </w:tcPr>
-          <w:p>
-            <w:pPr>
-              <w:spacing w:after="40"/>
-              <w:jc w:val="left"/>
-            </w:pPr>
-            <w:r>
-              <w:rPr>
-                <w:b w:val="false"/>
-                <w:bCs w:val="false"/>
-                <w:sz w:val="20"/>
-                <w:szCs w:val="20"/>
-              </w:rPr>
-              <w:t xml:space="preserve">Open</w:t>
+            <w:tcW w:type="dxa" w:w="2528"/>
+            <w:tcBorders>
+              <w:top w:val="single" w:color="8C9BAB" w:sz="4"/>
+              <w:left w:val="single" w:color="8C9BAB" w:sz="4"/>
+              <w:bottom w:val="single" w:color="8C9BAB" w:sz="4"/>
+              <w:right w:val="single" w:color="8C9BAB" w:sz="4"/>
+            </w:tcBorders>
+            <w:tcMar>
+              <w:top w:type="dxa" w:w="60"/>
+              <w:left w:type="dxa" w:w="90"/>
+              <w:bottom w:type="dxa" w:w="60"/>
+              <w:right w:type="dxa" w:w="90"/>
+            </w:tcMar>
+            <w:vAlign w:val="top"/>
+          </w:tcPr>
+          <w:p>
+            <w:pPr>
+              <w:spacing w:after="40"/>
+              <w:jc w:val="left"/>
+            </w:pPr>
+            <w:r>
+              <w:rPr>
+                <w:b w:val="false"/>
+                <w:bCs w:val="false"/>
+                <w:sz w:val="20"/>
+                <w:szCs w:val="20"/>
+              </w:rPr>
+              <w:t xml:space="preserve">v1.2: connection queue raised from 5 to 128. ST-06 and ST-07 pass (60 / 60).</w:t>
             </w:r>
           </w:p>
         </w:tc>
@@ -3615,7 +3043,7 @@
         <w:t xml:space="preserve">The core rules are sound. </w:t>
       </w:r>
       <w:r>
-        <w:t xml:space="preserve">Across 32 functional cases, a 300-action random run and the concurrent robustness tests, no student exceeded 20 credits, held clashing courses, or got a seat in a full course on v1.1. The fix for DEF-01 held in all three runs of ST-02 and in UAT-14.</w:t>
+        <w:t xml:space="preserve">Across 32 functional cases, a 300-action random run and the concurrent robustness tests, no student exceeded 20 credits, held clashing courses, or got a seat in a full course after v1.1. The fix for DEF-01 held in every run of ST-02 and UAT-14.</w:t>
       </w:r>
     </w:p>
     <w:p>
@@ -3631,7 +3059,7 @@
         <w:t xml:space="preserve">Performance is well inside the target. </w:t>
       </w:r>
       <w:r>
-        <w:t xml:space="preserve">A single registration takes a few milliseconds. With 50 students at once, the 95th-percentile response was about 1.1 to 1.6 seconds, well under the 5-second limit. The weakness is capacity, not speed: from about 40 truly simultaneous connections a few are sometimes refused.</w:t>
+        <w:t xml:space="preserve">A single registration takes a few milliseconds. On v1.2, with 50 students at once, the 95th-percentile response was 0.46 seconds against the brief's 5-second limit. Fixing DEF-03 also made responses faster under load (from 1.12 to 0.46 seconds at 50 students), because refused connections no longer had to be retried by the operating system.</w:t>
       </w:r>
     </w:p>
     <w:p>
@@ -3642,7 +3070,7 @@
       <w:r>
         <w:drawing>
           <wp:inline distT="0" distB="0" distL="0" distR="0">
-            <wp:extent cx="4572000" cy="2505075"/>
+            <wp:extent cx="4572000" cy="2705100"/>
             <wp:effectExtent t="0" r="0" b="0" l="0"/>
             <wp:docPr id="1" name="scalability.png" descr="Figure 5.2: Scalability (ST-07)" title="Figure 5.2: Scalability (ST-07)"/>
             <wp:cNvGraphicFramePr>
@@ -3667,7 +3095,7 @@
                   <pic:spPr bwMode="auto">
                     <a:xfrm>
                       <a:off x="0" y="0"/>
-                      <a:ext cx="4572000" cy="2505075"/>
+                      <a:ext cx="4572000" cy="2705100"/>
                     </a:xfrm>
                     <a:prstGeom prst="rect">
                       <a:avLst/>
@@ -3708,15 +3136,7 @@
         <w:t xml:space="preserve">Readiness. </w:t>
       </w:r>
       <w:r>
-        <w:t xml:space="preserve">UniReg v1.1 meets all nine acceptance criteria in the acceptance run and is functionally ready. Before real registration day, DEF-03 should be fixed (a one-line server setting, verified to give 60 out of 60) and DEF-02 should be fixed (end the session on logout). </w:t>
-      </w:r>
-      <w:r>
-        <w:rPr>
-          <w:i/>
-          <w:iCs/>
-          <w:color w:val="B00020"/>
-        </w:rPr>
-        <w:t xml:space="preserve">[Update this paragraph if the group fixes DEF-02 and DEF-03 in v1.2.]</w:t>
+        <w:t xml:space="preserve">UniReg v1.2 passes every executed test in all three stages, meets all nine acceptance criteria, and all three defects found during the project are fixed and re-tested. It is ready for release, subject to the limitations below.</w:t>
       </w:r>
     </w:p>
     <w:p>
@@ -3732,7 +3152,7 @@
         <w:t xml:space="preserve">Limitations. </w:t>
       </w:r>
       <w:r>
-        <w:t xml:space="preserve">Tests ran on one laptop, so network delay was not measured and a production server would be larger. Firefox and Safari were not installed on the test machine (ST-09, ST-10). The prototype has no admin side, so staff functions were not tested.</w:t>
+        <w:t xml:space="preserve">Tests ran on one laptop, so network delay was not measured and a production server would be larger. Firefox and Safari were not installed on the test machine (ST-09 and ST-10 not run). The prototype has no admin side, so staff functions were not tested.</w:t>
       </w:r>
     </w:p>
     <w:p>
@@ -3754,7 +3174,7 @@
         <w:jc w:val="both"/>
       </w:pPr>
       <w:r>
-        <w:t xml:space="preserve">The group designed and executed 58 test cases across three stages (32 functional, 11 system and 15 acceptance). Testing found three defects. The most serious, over-enrolment when many students register for the last seats at once (DEF-01), was found in acceptance testing, fixed in build v1.1 and confirmed by re-testing. System testing found that the server sometimes refuses a few connections when 40 or more students submit at exactly the same moment (DEF-03), and error guessing found that logout does not end the session on the server (DEF-02). Both have simple, verified fixes.</w:t>
+        <w:t xml:space="preserve">The group designed and executed 58 test cases across three stages (32 functional, 11 system and 15 acceptance). Testing found three defects. The most serious, over-enrolment when many students register for the last seats at once (DEF-01), was found in acceptance testing and fixed in build v1.1. System testing found that the server sometimes refused a few connections when 40 or more students submitted at exactly the same moment (DEF-03), and error guessing found that logout did not end the session on the server (DEF-02). Both were fixed in v1.2, and every suite was re-run with no failures.</w:t>
       </w:r>
     </w:p>
     <w:p>
@@ -3763,7 +3183,7 @@
         <w:jc w:val="both"/>
       </w:pPr>
       <w:r>
-        <w:t xml:space="preserve">UniReg v1.1 meets all nine acceptance criteria, responds well within the 5-second target even with 50 simultaneous students, and was accepted. The project showed that each testing level catches different problems: single-user functional tests confirmed the business rules, while only concurrent tests exposed the defects that would matter most on registration day.</w:t>
+        <w:t xml:space="preserve">UniReg v1.2 meets all nine acceptance criteria, answers 95% of registrations in under a second even with 60 simultaneous students, and was accepted. The project showed that each testing level catches different problems: single-user functional tests confirmed the business rules, while only concurrent tests exposed the defects that would matter most on registration day.</w:t>
       </w:r>
     </w:p>
     <w:p>
